--- a/docs/РЕЦЕНЗИЯ Гамов.docx
+++ b/docs/РЕЦЕНЗИЯ Гамов.docx
@@ -1,28 +1,10 @@
 
 <file path=word/document.xml><?xml version="1.0" encoding="utf-8"?>
-<w:document xmlns:o="urn:schemas-microsoft-com:office:office" xmlns:r="http://schemas.openxmlformats.org/officeDocument/2006/relationships" xmlns:v="urn:schemas-microsoft-com:vml" xmlns:w="http://schemas.openxmlformats.org/wordprocessingml/2006/main" xmlns:w10="urn:schemas-microsoft-com:office:word" xmlns:wp="http://schemas.openxmlformats.org/drawingml/2006/wordprocessingDrawing" xmlns:pic="http://schemas.openxmlformats.org/drawingml/2006/picture" xmlns:wps="http://schemas.microsoft.com/office/word/2010/wordprocessingShape" xmlns:wpg="http://schemas.microsoft.com/office/word/2010/wordprocessingGroup" xmlns:mc="http://schemas.openxmlformats.org/markup-compatibility/2006" xmlns:wp14="http://schemas.microsoft.com/office/word/2010/wordprocessingDrawing" xmlns:w14="http://schemas.microsoft.com/office/word/2010/wordml" xmlns:w15="http://schemas.microsoft.com/office/word/2012/wordml" mc:Ignorable="w14 wp14 w15">
+<w:document xmlns:wpc="http://schemas.microsoft.com/office/word/2010/wordprocessingCanvas" xmlns:cx="http://schemas.microsoft.com/office/drawing/2014/chartex" xmlns:cx1="http://schemas.microsoft.com/office/drawing/2015/9/8/chartex" xmlns:cx2="http://schemas.microsoft.com/office/drawing/2015/10/21/chartex" xmlns:cx3="http://schemas.microsoft.com/office/drawing/2016/5/9/chartex" xmlns:cx4="http://schemas.microsoft.com/office/drawing/2016/5/10/chartex" xmlns:cx5="http://schemas.microsoft.com/office/drawing/2016/5/11/chartex" xmlns:cx6="http://schemas.microsoft.com/office/drawing/2016/5/12/chartex" xmlns:cx7="http://schemas.microsoft.com/office/drawing/2016/5/13/chartex" xmlns:cx8="http://schemas.microsoft.com/office/drawing/2016/5/14/chartex" xmlns:mc="http://schemas.openxmlformats.org/markup-compatibility/2006" xmlns:aink="http://schemas.microsoft.com/office/drawing/2016/ink" xmlns:am3d="http://schemas.microsoft.com/office/drawing/2017/model3d" xmlns:o="urn:schemas-microsoft-com:office:office" xmlns:oel="http://schemas.microsoft.com/office/2019/extlst" xmlns:r="http://schemas.openxmlformats.org/officeDocument/2006/relationships" xmlns:m="http://schemas.openxmlformats.org/officeDocument/2006/math" xmlns:v="urn:schemas-microsoft-com:vml" xmlns:wp14="http://schemas.microsoft.com/office/word/2010/wordprocessingDrawing" xmlns:wp="http://schemas.openxmlformats.org/drawingml/2006/wordprocessingDrawing" xmlns:w10="urn:schemas-microsoft-com:office:word" xmlns:w="http://schemas.openxmlformats.org/wordprocessingml/2006/main" xmlns:w14="http://schemas.microsoft.com/office/word/2010/wordml" xmlns:w15="http://schemas.microsoft.com/office/word/2012/wordml" xmlns:w16cex="http://schemas.microsoft.com/office/word/2018/wordml/cex" xmlns:w16cid="http://schemas.microsoft.com/office/word/2016/wordml/cid" xmlns:w16="http://schemas.microsoft.com/office/word/2018/wordml" xmlns:w16du="http://schemas.microsoft.com/office/word/2023/wordml/word16du" xmlns:w16sdtdh="http://schemas.microsoft.com/office/word/2020/wordml/sdtdatahash" xmlns:w16sdtfl="http://schemas.microsoft.com/office/word/2024/wordml/sdtformatlock" xmlns:w16se="http://schemas.microsoft.com/office/word/2015/wordml/symex" xmlns:wpg="http://schemas.microsoft.com/office/word/2010/wordprocessingGroup" xmlns:wpi="http://schemas.microsoft.com/office/word/2010/wordprocessingInk" xmlns:wne="http://schemas.microsoft.com/office/word/2006/wordml" xmlns:wps="http://schemas.microsoft.com/office/word/2010/wordprocessingShape" mc:Ignorable="w14 w15 w16se w16cid w16 w16cex w16sdtdh w16sdtfl w16du wp14">
   <w:body>
     <w:p>
       <w:pPr>
-        <w:pStyle w:val="Normal"/>
-        <w:spacing w:lineRule="auto" w:line="360"/>
-        <w:jc w:val="start"/>
-        <w:rPr>
-          <w:rFonts w:ascii="Times New Roman" w:hAnsi="Times New Roman" w:cs="Times New Roman"/>
-          <w:sz w:val="28"/>
-        </w:rPr>
-      </w:pPr>
-      <w:r>
-        <w:rPr>
-          <w:rFonts w:cs="Times New Roman" w:ascii="Times New Roman" w:hAnsi="Times New Roman"/>
-          <w:sz w:val="28"/>
-        </w:rPr>
-      </w:r>
-    </w:p>
-    <w:p>
-      <w:pPr>
-        <w:pStyle w:val="Normal"/>
-        <w:spacing w:lineRule="auto" w:line="360"/>
+        <w:spacing w:line="360" w:lineRule="auto"/>
         <w:jc w:val="center"/>
         <w:rPr>
           <w:rFonts w:ascii="Times New Roman" w:hAnsi="Times New Roman" w:cs="Times New Roman"/>
@@ -31,7 +13,7 @@
       </w:pPr>
       <w:r>
         <w:rPr>
-          <w:rFonts w:cs="Times New Roman" w:ascii="Times New Roman" w:hAnsi="Times New Roman"/>
+          <w:rFonts w:ascii="Times New Roman" w:hAnsi="Times New Roman" w:cs="Times New Roman"/>
           <w:sz w:val="28"/>
         </w:rPr>
         <w:t>РЕЦЕНЗИЯ</w:t>
@@ -39,8 +21,7 @@
     </w:p>
     <w:p>
       <w:pPr>
-        <w:pStyle w:val="Normal"/>
-        <w:spacing w:lineRule="auto" w:line="360"/>
+        <w:spacing w:line="360" w:lineRule="auto"/>
         <w:jc w:val="center"/>
         <w:rPr>
           <w:rFonts w:ascii="Times New Roman" w:hAnsi="Times New Roman" w:cs="Times New Roman"/>
@@ -49,7 +30,7 @@
       </w:pPr>
       <w:r>
         <w:rPr>
-          <w:rFonts w:cs="Times New Roman" w:ascii="Times New Roman" w:hAnsi="Times New Roman"/>
+          <w:rFonts w:ascii="Times New Roman" w:hAnsi="Times New Roman" w:cs="Times New Roman"/>
           <w:sz w:val="28"/>
         </w:rPr>
         <w:t>на магистерскую диссертацию студента</w:t>
@@ -57,8 +38,7 @@
     </w:p>
     <w:p>
       <w:pPr>
-        <w:pStyle w:val="Normal"/>
-        <w:spacing w:lineRule="auto" w:line="360"/>
+        <w:spacing w:line="360" w:lineRule="auto"/>
         <w:jc w:val="center"/>
         <w:rPr>
           <w:rFonts w:ascii="Times New Roman" w:hAnsi="Times New Roman" w:cs="Times New Roman"/>
@@ -67,7 +47,7 @@
       </w:pPr>
       <w:r>
         <w:rPr>
-          <w:rFonts w:cs="Times New Roman" w:ascii="Times New Roman" w:hAnsi="Times New Roman"/>
+          <w:rFonts w:ascii="Times New Roman" w:hAnsi="Times New Roman" w:cs="Times New Roman"/>
           <w:sz w:val="28"/>
         </w:rPr>
         <w:t>Гамова П.А.</w:t>
@@ -75,8 +55,7 @@
     </w:p>
     <w:p>
       <w:pPr>
-        <w:pStyle w:val="Normal"/>
-        <w:spacing w:lineRule="auto" w:line="360"/>
+        <w:spacing w:line="360" w:lineRule="auto"/>
         <w:jc w:val="center"/>
         <w:rPr>
           <w:rFonts w:ascii="Times New Roman" w:hAnsi="Times New Roman" w:cs="Times New Roman"/>
@@ -85,7 +64,7 @@
       </w:pPr>
       <w:r>
         <w:rPr>
-          <w:rFonts w:cs="Times New Roman" w:ascii="Times New Roman" w:hAnsi="Times New Roman"/>
+          <w:rFonts w:ascii="Times New Roman" w:hAnsi="Times New Roman" w:cs="Times New Roman"/>
           <w:sz w:val="28"/>
         </w:rPr>
         <w:t>на тему: «Реализация методики формирования здоровых привычек средствами игровой психологии и наставнической поддержки в Телеграм-боте»</w:t>
@@ -93,79 +72,66 @@
     </w:p>
     <w:p>
       <w:pPr>
-        <w:pStyle w:val="Normal"/>
-        <w:spacing w:lineRule="auto" w:line="360"/>
+        <w:spacing w:line="360" w:lineRule="auto"/>
         <w:jc w:val="center"/>
         <w:rPr>
           <w:rFonts w:ascii="Times New Roman" w:hAnsi="Times New Roman" w:cs="Times New Roman"/>
           <w:sz w:val="28"/>
         </w:rPr>
       </w:pPr>
-      <w:r>
-        <w:rPr>
-          <w:rFonts w:cs="Times New Roman" w:ascii="Times New Roman" w:hAnsi="Times New Roman"/>
-          <w:sz w:val="28"/>
-        </w:rPr>
-      </w:r>
-    </w:p>
-    <w:p>
-      <w:pPr>
-        <w:pStyle w:val="Normal"/>
-        <w:widowControl/>
-        <w:bidi w:val="0"/>
-        <w:spacing w:lineRule="auto" w:line="360" w:before="0" w:after="160"/>
-        <w:ind w:firstLine="737" w:start="0" w:end="0"/>
-        <w:jc w:val="start"/>
-        <w:rPr>
-          <w:rFonts w:ascii="Times New Roman" w:hAnsi="Times New Roman" w:cs="Times New Roman"/>
-          <w:sz w:val="28"/>
-        </w:rPr>
-      </w:pPr>
-      <w:r>
-        <w:rPr>
-          <w:rFonts w:cs="Times New Roman" w:ascii="Times New Roman" w:hAnsi="Times New Roman"/>
-          <w:sz w:val="28"/>
+    </w:p>
+    <w:p>
+      <w:pPr>
+        <w:spacing w:line="360" w:lineRule="auto"/>
+        <w:ind w:firstLine="737"/>
+        <w:rPr>
+          <w:rFonts w:ascii="Times New Roman" w:eastAsia="NSimSun" w:hAnsi="Times New Roman" w:cs="Lucida Sans"/>
+          <w:kern w:val="2"/>
+          <w:sz w:val="28"/>
+          <w:szCs w:val="28"/>
+          <w:lang w:eastAsia="zh-CN" w:bidi="hi-IN"/>
+        </w:rPr>
+      </w:pPr>
+      <w:r>
+        <w:rPr>
+          <w:rFonts w:ascii="Times New Roman" w:eastAsia="NSimSun" w:hAnsi="Times New Roman" w:cs="Lucida Sans"/>
+          <w:kern w:val="2"/>
+          <w:sz w:val="28"/>
+          <w:szCs w:val="28"/>
+          <w:lang w:eastAsia="zh-CN" w:bidi="hi-IN"/>
         </w:rPr>
         <w:t>Актуальность темы магистерской диссертации не вызывает сомнений. В условиях тотальной цифровизации современного общества наблюдается парадокс: при избыточности информации о здоровом образе жизни реальные показатели здоровья населения снижаются из-за «цифрового сидячего образа жизни» и феномена «информированного бездействия». Разработка инструментов, способных перевести теоретические знания пользователя в устойчивые поведенческие паттерны, используя механизмы глубинной геймификации и социальной поддержки, является крайне актуальной научно-практической задачей.</w:t>
       </w:r>
     </w:p>
     <w:p>
       <w:pPr>
-        <w:pStyle w:val="Normal"/>
-        <w:widowControl/>
-        <w:bidi w:val="0"/>
-        <w:spacing w:lineRule="auto" w:line="360" w:before="0" w:after="160"/>
-        <w:ind w:firstLine="737" w:start="0" w:end="0"/>
-        <w:jc w:val="start"/>
-        <w:rPr>
-          <w:rFonts w:ascii="Times New Roman" w:hAnsi="Times New Roman" w:cs="Times New Roman"/>
-          <w:sz w:val="28"/>
-        </w:rPr>
-      </w:pPr>
-      <w:r>
-        <w:rPr>
-          <w:rFonts w:cs="Times New Roman" w:ascii="Times New Roman" w:hAnsi="Times New Roman"/>
-          <w:sz w:val="28"/>
-        </w:rPr>
-        <w:t>Рассмотрение работы позволяет констатировать, что поставленная автором цель исследования — разработка авторской методики формирования здоровых привычек, создание программного прототипа на её основе и комплексная оценка технической и экономической эффективности данного решения — в полном объеме достигнута.</w:t>
-      </w:r>
-    </w:p>
-    <w:p>
-      <w:pPr>
-        <w:pStyle w:val="Normal"/>
-        <w:widowControl/>
-        <w:bidi w:val="0"/>
-        <w:spacing w:lineRule="auto" w:line="360" w:before="0" w:after="160"/>
-        <w:ind w:firstLine="737" w:start="0" w:end="0"/>
-        <w:jc w:val="start"/>
-        <w:rPr>
-          <w:rFonts w:ascii="Times New Roman" w:hAnsi="Times New Roman" w:cs="Times New Roman"/>
-          <w:sz w:val="28"/>
-        </w:rPr>
-      </w:pPr>
-      <w:r>
-        <w:rPr>
-          <w:rFonts w:cs="Times New Roman" w:ascii="Times New Roman" w:hAnsi="Times New Roman"/>
+        <w:spacing w:line="360" w:lineRule="auto"/>
+        <w:ind w:firstLine="737"/>
+        <w:rPr>
+          <w:rFonts w:ascii="Times New Roman" w:hAnsi="Times New Roman" w:cs="Times New Roman"/>
+          <w:sz w:val="28"/>
+        </w:rPr>
+      </w:pPr>
+      <w:r>
+        <w:rPr>
+          <w:rFonts w:ascii="Times New Roman" w:hAnsi="Times New Roman" w:cs="Times New Roman"/>
+          <w:sz w:val="28"/>
+        </w:rPr>
+        <w:t>Рассмотрение работы позволяет констатировать, что поставленная автором цель исследования разработка авторской методики формирования здоровых привычек, создание программного прототипа на её основе и комплексная оценка технической и экономической эффективности данного решения в полном объеме достигнута.</w:t>
+      </w:r>
+    </w:p>
+    <w:p>
+      <w:pPr>
+        <w:spacing w:line="360" w:lineRule="auto"/>
+        <w:ind w:firstLine="737"/>
+        <w:rPr>
+          <w:rFonts w:ascii="Times New Roman" w:hAnsi="Times New Roman" w:cs="Times New Roman"/>
+          <w:sz w:val="28"/>
+        </w:rPr>
+      </w:pPr>
+      <w:r>
+        <w:rPr>
+          <w:rFonts w:ascii="Times New Roman" w:hAnsi="Times New Roman" w:cs="Times New Roman"/>
           <w:sz w:val="28"/>
         </w:rPr>
         <w:t>Содержание магистерской диссертации полностью соответствует заданию. Работа отличается системным подходом, логической последовательностью изложения и глубокой проработкой всех этапов жизненного цикла ИТ-проекта.</w:t>
@@ -173,104 +139,148 @@
     </w:p>
     <w:p>
       <w:pPr>
-        <w:pStyle w:val="Normal"/>
-        <w:widowControl/>
-        <w:bidi w:val="0"/>
-        <w:spacing w:lineRule="auto" w:line="360" w:before="0" w:after="160"/>
-        <w:ind w:firstLine="737" w:start="0" w:end="0"/>
-        <w:jc w:val="start"/>
-        <w:rPr>
-          <w:rFonts w:ascii="Times New Roman" w:hAnsi="Times New Roman" w:cs="Times New Roman"/>
-          <w:sz w:val="28"/>
-        </w:rPr>
-      </w:pPr>
-      <w:r>
-        <w:rPr>
-          <w:rFonts w:cs="Times New Roman" w:ascii="Times New Roman" w:hAnsi="Times New Roman"/>
-          <w:sz w:val="28"/>
-        </w:rPr>
-        <w:t>В первой главе автором проведен детальный анализ проблемы формирования здоровых привычек в цифровую эпоху. Особого внимания заслуживает критический анализ существующих ИТ-решений, в ходе которого магистрант четко разграничил понятия «поверхностной» и «глубинной» геймификации. Автор обоснованно доказал, что большинство рыночных приложений используют лишь внешние стимулы (баллы, бейджи), что ведет к быстрому угасанию мотивации. Теоретический базис работы, опирающийся на теорию самодетерминации (автономия, компетентность, связанность), создает надежный фундамент для последующей разработки методики.</w:t>
-      </w:r>
-    </w:p>
-    <w:p>
-      <w:pPr>
-        <w:pStyle w:val="Normal"/>
-        <w:widowControl/>
-        <w:bidi w:val="0"/>
-        <w:spacing w:lineRule="auto" w:line="360" w:before="0" w:after="160"/>
-        <w:ind w:firstLine="737" w:start="0" w:end="0"/>
-        <w:jc w:val="start"/>
-        <w:rPr>
-          <w:rFonts w:ascii="Times New Roman" w:hAnsi="Times New Roman" w:cs="Times New Roman"/>
-          <w:sz w:val="28"/>
-        </w:rPr>
-      </w:pPr>
-      <w:r>
-        <w:rPr>
-          <w:rFonts w:cs="Times New Roman" w:ascii="Times New Roman" w:hAnsi="Times New Roman"/>
-          <w:sz w:val="28"/>
-        </w:rPr>
-        <w:t>Во второй главе представлена авторская методика и её программная реализация. Магистрант продемонстрировал высокий технический уровень, обосновав выбор технологического стека (Python, библиотека python-telegram-bot, SQLite). Научная новизна работы заключается в синергии двух механизмов: многоуровневой системы прогрессии персонажа и модуля анонимного P2P-наставничества.</w:t>
-      </w:r>
-    </w:p>
-    <w:p>
-      <w:pPr>
-        <w:pStyle w:val="Normal"/>
-        <w:widowControl/>
-        <w:bidi w:val="0"/>
-        <w:spacing w:lineRule="auto" w:line="360" w:before="0" w:after="160"/>
-        <w:ind w:firstLine="737" w:start="0" w:end="0"/>
-        <w:jc w:val="start"/>
-        <w:rPr>
-          <w:rFonts w:ascii="Times New Roman" w:hAnsi="Times New Roman" w:cs="Times New Roman"/>
-          <w:sz w:val="28"/>
-        </w:rPr>
-      </w:pPr>
-      <w:r>
-        <w:rPr>
-          <w:rFonts w:cs="Times New Roman" w:ascii="Times New Roman" w:hAnsi="Times New Roman"/>
-          <w:sz w:val="28"/>
-        </w:rPr>
-        <w:t>Следует отметить самостоятельность решений автора при проектировании архитектуры системы, в частности, реализацию алгоритма анонимного сопоставления пользователей и внедрение механизмов защиты данных (шифрование AES-256). Практическая значимость главы подтверждена данными контролируемого 60-дневного эксперимента. Результаты анализа метрик (рост Completion Rate с 41% до 68%, увеличение удержания пользователей на 60-й день в 2,5 раза) убедительно доказывают эффективность предложенного подхода.</w:t>
-      </w:r>
-    </w:p>
-    <w:p>
-      <w:pPr>
-        <w:pStyle w:val="Normal"/>
-        <w:widowControl/>
-        <w:bidi w:val="0"/>
-        <w:spacing w:lineRule="auto" w:line="360" w:before="0" w:after="160"/>
-        <w:ind w:firstLine="737" w:start="0" w:end="0"/>
-        <w:jc w:val="start"/>
-        <w:rPr>
-          <w:rFonts w:ascii="Times New Roman" w:hAnsi="Times New Roman" w:cs="Times New Roman"/>
-          <w:sz w:val="28"/>
-        </w:rPr>
-      </w:pPr>
-      <w:r>
-        <w:rPr>
-          <w:rFonts w:cs="Times New Roman" w:ascii="Times New Roman" w:hAnsi="Times New Roman"/>
-          <w:sz w:val="28"/>
-        </w:rPr>
-        <w:t>В третьей главе работы проведен глубокий экономический анализ проектного решения. Автор применил комплексный инструментарий оценки: расчет совокупной стоимости владения (ССВ), анализ чистого денежного потока (NPV), внутренней нормы доходности (IRR) и сроков окупаемости. Предложенная гибридная модель монетизации (премиум-подписки и этичная нативная реклама) является сбалансированной и обеспечивает коммерческую жизнеспособность проекта при сохранении его социальной миссии. Высокий показатель IRR (41%) и положительный NPV (1 742 468 руб.) свидетельствуют об инвестиционной привлекательности решения.</w:t>
-      </w:r>
-    </w:p>
-    <w:p>
-      <w:pPr>
-        <w:pStyle w:val="Normal"/>
-        <w:widowControl/>
-        <w:bidi w:val="0"/>
-        <w:spacing w:lineRule="auto" w:line="360" w:before="0" w:after="160"/>
-        <w:ind w:firstLine="737" w:start="0" w:end="0"/>
-        <w:jc w:val="start"/>
-        <w:rPr>
-          <w:rFonts w:ascii="Times New Roman" w:hAnsi="Times New Roman" w:cs="Times New Roman"/>
-          <w:sz w:val="28"/>
-        </w:rPr>
-      </w:pPr>
-      <w:r>
-        <w:rPr>
-          <w:rFonts w:cs="Times New Roman" w:ascii="Times New Roman" w:hAnsi="Times New Roman"/>
+        <w:spacing w:line="360" w:lineRule="auto"/>
+        <w:ind w:firstLine="737"/>
+        <w:rPr>
+          <w:rFonts w:ascii="Times New Roman" w:hAnsi="Times New Roman" w:cs="Times New Roman"/>
+          <w:sz w:val="28"/>
+        </w:rPr>
+      </w:pPr>
+      <w:r>
+        <w:rPr>
+          <w:rFonts w:ascii="Times New Roman" w:hAnsi="Times New Roman" w:cs="Times New Roman"/>
+          <w:sz w:val="28"/>
+        </w:rPr>
+        <w:t xml:space="preserve">В первой главе автором проведен детальный анализ проблемы формирования здоровых привычек в цифровую эпоху. Особого внимания </w:t>
+      </w:r>
+      <w:r>
+        <w:rPr>
+          <w:rFonts w:ascii="Times New Roman" w:hAnsi="Times New Roman" w:cs="Times New Roman"/>
+          <w:sz w:val="28"/>
+        </w:rPr>
+        <w:lastRenderedPageBreak/>
+        <w:t>заслуживает критический анализ существующих ИТ-решений, в ходе которого магистрант четко разграничил понятия «поверхностной» и «глубинной» геймификации. Автор обоснованно доказал, что большинство рыночных приложений используют лишь внешние стимулы (баллы, бейджи), что ведет к быстрому угасанию мотивации. Теоретический базис работы, опирающийся на теорию самодетерминации (автономия, компетентность, связанность), создает надежный фундамент для последующей разработки методики.</w:t>
+      </w:r>
+    </w:p>
+    <w:p>
+      <w:pPr>
+        <w:spacing w:line="360" w:lineRule="auto"/>
+        <w:ind w:firstLine="737"/>
+        <w:rPr>
+          <w:rFonts w:ascii="Times New Roman" w:hAnsi="Times New Roman" w:cs="Times New Roman"/>
+          <w:sz w:val="28"/>
+        </w:rPr>
+      </w:pPr>
+      <w:r>
+        <w:rPr>
+          <w:rFonts w:ascii="Times New Roman" w:hAnsi="Times New Roman" w:cs="Times New Roman"/>
+          <w:sz w:val="28"/>
+        </w:rPr>
+        <w:t xml:space="preserve">Во второй главе представлена авторская методика и её программная реализация. Магистрант продемонстрировал высокий технический уровень, обосновав выбор технологического стека (Python, библиотека </w:t>
+      </w:r>
+      <w:proofErr w:type="spellStart"/>
+      <w:r>
+        <w:rPr>
+          <w:rFonts w:ascii="Times New Roman" w:hAnsi="Times New Roman" w:cs="Times New Roman"/>
+          <w:sz w:val="28"/>
+        </w:rPr>
+        <w:t>python-telegram-bot</w:t>
+      </w:r>
+      <w:proofErr w:type="spellEnd"/>
+      <w:r>
+        <w:rPr>
+          <w:rFonts w:ascii="Times New Roman" w:hAnsi="Times New Roman" w:cs="Times New Roman"/>
+          <w:sz w:val="28"/>
+        </w:rPr>
+        <w:t xml:space="preserve">, </w:t>
+      </w:r>
+      <w:proofErr w:type="spellStart"/>
+      <w:r>
+        <w:rPr>
+          <w:rFonts w:ascii="Times New Roman" w:hAnsi="Times New Roman" w:cs="Times New Roman"/>
+          <w:sz w:val="28"/>
+        </w:rPr>
+        <w:t>SQLite</w:t>
+      </w:r>
+      <w:proofErr w:type="spellEnd"/>
+      <w:r>
+        <w:rPr>
+          <w:rFonts w:ascii="Times New Roman" w:hAnsi="Times New Roman" w:cs="Times New Roman"/>
+          <w:sz w:val="28"/>
+        </w:rPr>
+        <w:t>). Научная новизна работы заключается в синергии двух механизмов: многоуровневой системы прогрессии персонажа и модуля анонимного P2P-наставничества.</w:t>
+      </w:r>
+    </w:p>
+    <w:p>
+      <w:pPr>
+        <w:spacing w:line="360" w:lineRule="auto"/>
+        <w:ind w:firstLine="737"/>
+        <w:rPr>
+          <w:rFonts w:ascii="Times New Roman" w:hAnsi="Times New Roman" w:cs="Times New Roman"/>
+          <w:sz w:val="28"/>
+        </w:rPr>
+      </w:pPr>
+      <w:r>
+        <w:rPr>
+          <w:rFonts w:ascii="Times New Roman" w:hAnsi="Times New Roman" w:cs="Times New Roman"/>
+          <w:sz w:val="28"/>
+        </w:rPr>
+        <w:t xml:space="preserve">Следует отметить самостоятельность решений автора при проектировании архитектуры системы, в частности, реализацию алгоритма анонимного сопоставления пользователей и внедрение механизмов защиты данных (шифрование AES-256). Практическая значимость главы подтверждена данными контролируемого 60-дневного эксперимента. Результаты анализа метрик (рост </w:t>
+      </w:r>
+      <w:proofErr w:type="spellStart"/>
+      <w:r>
+        <w:rPr>
+          <w:rFonts w:ascii="Times New Roman" w:hAnsi="Times New Roman" w:cs="Times New Roman"/>
+          <w:sz w:val="28"/>
+        </w:rPr>
+        <w:t>Completion</w:t>
+      </w:r>
+      <w:proofErr w:type="spellEnd"/>
+      <w:r>
+        <w:rPr>
+          <w:rFonts w:ascii="Times New Roman" w:hAnsi="Times New Roman" w:cs="Times New Roman"/>
+          <w:sz w:val="28"/>
+        </w:rPr>
+        <w:t xml:space="preserve"> Rate с 41% до 68%, увеличение удержания пользователей на 60-й день в 2,5 раза) убедительно доказывают эффективность предложенного подхода.</w:t>
+      </w:r>
+    </w:p>
+    <w:p>
+      <w:pPr>
+        <w:spacing w:line="360" w:lineRule="auto"/>
+        <w:ind w:firstLine="737"/>
+        <w:rPr>
+          <w:rFonts w:ascii="Times New Roman" w:hAnsi="Times New Roman" w:cs="Times New Roman"/>
+          <w:sz w:val="28"/>
+        </w:rPr>
+      </w:pPr>
+      <w:r>
+        <w:rPr>
+          <w:rFonts w:ascii="Times New Roman" w:hAnsi="Times New Roman" w:cs="Times New Roman"/>
+          <w:sz w:val="28"/>
+        </w:rPr>
+        <w:t xml:space="preserve">В третьей главе работы проведен глубокий экономический анализ проектного решения. Автор применил комплексный инструментарий оценки: расчет совокупной стоимости владения (ССВ), анализ чистого денежного потока (NPV), внутренней нормы доходности (IRR) и сроков окупаемости. Предложенная гибридная модель монетизации (премиум-подписки и этичная нативная реклама) является сбалансированной и обеспечивает коммерческую жизнеспособность проекта при сохранении его социальной миссии. Высокий </w:t>
+      </w:r>
+      <w:r>
+        <w:rPr>
+          <w:rFonts w:ascii="Times New Roman" w:hAnsi="Times New Roman" w:cs="Times New Roman"/>
+          <w:sz w:val="28"/>
+        </w:rPr>
+        <w:lastRenderedPageBreak/>
+        <w:t>показатель IRR (41%) и положительный NPV (1 742 468 руб.) свидетельствуют об инвестиционной привлекательности решения.</w:t>
+      </w:r>
+    </w:p>
+    <w:p>
+      <w:pPr>
+        <w:spacing w:line="360" w:lineRule="auto"/>
+        <w:ind w:firstLine="737"/>
+        <w:rPr>
+          <w:rFonts w:ascii="Times New Roman" w:hAnsi="Times New Roman" w:cs="Times New Roman"/>
+          <w:sz w:val="28"/>
+        </w:rPr>
+      </w:pPr>
+      <w:r>
+        <w:rPr>
+          <w:rFonts w:ascii="Times New Roman" w:hAnsi="Times New Roman" w:cs="Times New Roman"/>
           <w:sz w:val="28"/>
         </w:rPr>
         <w:t>Общая оценка подготовки магистранта: Работа демонстрирует высокий уровень теоретической подготовки Гамова П.А. и его умение самостоятельно применять знания из области поведенческой психологии, программной инженерии и экономического анализа для решения конкретной прикладной задачи. Автор корректно формулирует задачи, устанавливает взаимосвязи между психологическими барьерами пользователей и техническими модулями системы, проявляет способности к прогнозированию динамики развития продукта.</w:t>
@@ -278,20 +288,16 @@
     </w:p>
     <w:p>
       <w:pPr>
-        <w:pStyle w:val="Normal"/>
-        <w:widowControl/>
-        <w:bidi w:val="0"/>
-        <w:spacing w:lineRule="auto" w:line="360" w:before="0" w:after="160"/>
-        <w:ind w:firstLine="737" w:start="0" w:end="0"/>
-        <w:jc w:val="start"/>
-        <w:rPr>
-          <w:rFonts w:ascii="Times New Roman" w:hAnsi="Times New Roman" w:cs="Times New Roman"/>
-          <w:sz w:val="28"/>
-        </w:rPr>
-      </w:pPr>
-      <w:r>
-        <w:rPr>
-          <w:rFonts w:cs="Times New Roman" w:ascii="Times New Roman" w:hAnsi="Times New Roman"/>
+        <w:spacing w:line="360" w:lineRule="auto"/>
+        <w:ind w:firstLine="737"/>
+        <w:rPr>
+          <w:rFonts w:ascii="Times New Roman" w:hAnsi="Times New Roman" w:cs="Times New Roman"/>
+          <w:sz w:val="28"/>
+        </w:rPr>
+      </w:pPr>
+      <w:r>
+        <w:rPr>
+          <w:rFonts w:ascii="Times New Roman" w:hAnsi="Times New Roman" w:cs="Times New Roman"/>
           <w:sz w:val="28"/>
         </w:rPr>
         <w:t>Работа характеризуется ясностью изложения, системностью и завершенностью. Все части диссертации логически взаимосвязаны: от анализа проблем (Гл. 1) к техническому решению (Гл. 2) и финансовому обоснованию (Гл. 3).</w:t>
@@ -299,41 +305,47 @@
     </w:p>
     <w:p>
       <w:pPr>
-        <w:pStyle w:val="Normal"/>
-        <w:widowControl/>
-        <w:bidi w:val="0"/>
-        <w:spacing w:lineRule="auto" w:line="360" w:before="0" w:after="160"/>
-        <w:ind w:firstLine="737" w:start="0" w:end="0"/>
-        <w:jc w:val="start"/>
-        <w:rPr>
-          <w:rFonts w:ascii="Times New Roman" w:hAnsi="Times New Roman" w:cs="Times New Roman"/>
-          <w:sz w:val="28"/>
-        </w:rPr>
-      </w:pPr>
-      <w:r>
-        <w:rPr>
-          <w:rFonts w:cs="Times New Roman" w:ascii="Times New Roman" w:hAnsi="Times New Roman"/>
-          <w:sz w:val="28"/>
-        </w:rPr>
-        <w:t>Замечания и рекомендации: На наш взгляд, работа приобрела бы еще большую практическую значимость, если бы в ней были более детально рассмотрены вопросы интеграции искусственного интеллекта (LLM) для автоматического подбора персонализированных программ привычек на основе анализа профиля пользователя, что позволило бы еще сильнее снизить порог входа в систему.</w:t>
-      </w:r>
-    </w:p>
-    <w:p>
-      <w:pPr>
-        <w:pStyle w:val="Normal"/>
-        <w:widowControl/>
-        <w:bidi w:val="0"/>
-        <w:spacing w:lineRule="auto" w:line="360" w:before="0" w:after="160"/>
-        <w:ind w:firstLine="737" w:start="0" w:end="0"/>
-        <w:jc w:val="start"/>
-        <w:rPr>
-          <w:rFonts w:ascii="Times New Roman" w:hAnsi="Times New Roman" w:cs="Times New Roman"/>
-          <w:sz w:val="28"/>
-        </w:rPr>
-      </w:pPr>
-      <w:r>
-        <w:rPr>
-          <w:rFonts w:cs="Times New Roman" w:ascii="Times New Roman" w:hAnsi="Times New Roman"/>
+        <w:spacing w:line="360" w:lineRule="auto"/>
+        <w:ind w:firstLine="737"/>
+        <w:rPr>
+          <w:rFonts w:ascii="Times New Roman" w:hAnsi="Times New Roman" w:cs="Times New Roman"/>
+          <w:sz w:val="28"/>
+        </w:rPr>
+      </w:pPr>
+      <w:r>
+        <w:rPr>
+          <w:rFonts w:ascii="Times New Roman" w:hAnsi="Times New Roman" w:cs="Times New Roman"/>
+          <w:sz w:val="28"/>
+        </w:rPr>
+        <w:t xml:space="preserve">Замечания и рекомендации: </w:t>
+      </w:r>
+      <w:r>
+        <w:rPr>
+          <w:rFonts w:ascii="Times New Roman" w:hAnsi="Times New Roman" w:cs="Times New Roman"/>
+          <w:sz w:val="28"/>
+        </w:rPr>
+        <w:t>Р</w:t>
+      </w:r>
+      <w:r>
+        <w:rPr>
+          <w:rFonts w:ascii="Times New Roman" w:hAnsi="Times New Roman" w:cs="Times New Roman"/>
+          <w:sz w:val="28"/>
+        </w:rPr>
+        <w:t>абота приобрела бы еще большую практическую значимость, если бы в ней были более детально рассмотрены вопросы интеграции искусственного интеллекта (LLM) для автоматического подбора персонализированных программ привычек на основе анализа профиля пользователя, что позволило бы еще сильнее снизить порог входа в систему.</w:t>
+      </w:r>
+    </w:p>
+    <w:p>
+      <w:pPr>
+        <w:spacing w:line="360" w:lineRule="auto"/>
+        <w:ind w:firstLine="737"/>
+        <w:rPr>
+          <w:rFonts w:ascii="Times New Roman" w:hAnsi="Times New Roman" w:cs="Times New Roman"/>
+          <w:sz w:val="28"/>
+        </w:rPr>
+      </w:pPr>
+      <w:r>
+        <w:rPr>
+          <w:rFonts w:ascii="Times New Roman" w:hAnsi="Times New Roman" w:cs="Times New Roman"/>
           <w:sz w:val="28"/>
         </w:rPr>
         <w:t>Тем не менее, данное замечание не носит принципиального характера и не снижает общей высокой оценки работы. Магистерская диссертация выполнена на высоком теоретическом и техническом уровне, имеет явную практическую ценность и полностью отвечает требованиям, предъявляемым к квалификационным работам по программе «Информационные технологии управления социально-экономическими системами».</w:t>
@@ -341,41 +353,34 @@
     </w:p>
     <w:p>
       <w:pPr>
-        <w:pStyle w:val="Normal"/>
-        <w:widowControl/>
-        <w:bidi w:val="0"/>
-        <w:spacing w:lineRule="auto" w:line="360" w:before="0" w:after="160"/>
-        <w:ind w:firstLine="737" w:start="0" w:end="0"/>
-        <w:jc w:val="start"/>
-        <w:rPr>
-          <w:rFonts w:ascii="Times New Roman" w:hAnsi="Times New Roman" w:cs="Times New Roman"/>
-          <w:sz w:val="28"/>
-        </w:rPr>
-      </w:pPr>
-      <w:r>
-        <w:rPr>
-          <w:rFonts w:cs="Times New Roman" w:ascii="Times New Roman" w:hAnsi="Times New Roman"/>
-          <w:sz w:val="28"/>
-        </w:rPr>
+        <w:spacing w:line="360" w:lineRule="auto"/>
+        <w:ind w:firstLine="737"/>
+        <w:rPr>
+          <w:rFonts w:ascii="Times New Roman" w:hAnsi="Times New Roman" w:cs="Times New Roman"/>
+          <w:sz w:val="28"/>
+        </w:rPr>
+      </w:pPr>
+      <w:r>
+        <w:rPr>
+          <w:rFonts w:ascii="Times New Roman" w:hAnsi="Times New Roman" w:cs="Times New Roman"/>
+          <w:sz w:val="28"/>
+        </w:rPr>
+        <w:lastRenderedPageBreak/>
         <w:t>Результаты исследования могут быть внедрены в практику социальных сервисов, а также в корпоративные программы охраны здоровья сотрудников на предприятиях любого профиля для повышения производительности труда.</w:t>
       </w:r>
     </w:p>
     <w:p>
       <w:pPr>
-        <w:pStyle w:val="Normal"/>
-        <w:widowControl/>
-        <w:bidi w:val="0"/>
-        <w:spacing w:lineRule="auto" w:line="360" w:before="0" w:after="160"/>
-        <w:ind w:firstLine="737" w:start="0" w:end="0"/>
-        <w:jc w:val="start"/>
-        <w:rPr>
-          <w:rFonts w:ascii="Times New Roman" w:hAnsi="Times New Roman" w:cs="Times New Roman"/>
-          <w:sz w:val="28"/>
-        </w:rPr>
-      </w:pPr>
-      <w:r>
-        <w:rPr>
-          <w:rFonts w:cs="Times New Roman" w:ascii="Times New Roman" w:hAnsi="Times New Roman"/>
+        <w:spacing w:line="360" w:lineRule="auto"/>
+        <w:ind w:firstLine="737"/>
+        <w:rPr>
+          <w:rFonts w:ascii="Times New Roman" w:hAnsi="Times New Roman" w:cs="Times New Roman"/>
+          <w:sz w:val="28"/>
+        </w:rPr>
+      </w:pPr>
+      <w:r>
+        <w:rPr>
+          <w:rFonts w:ascii="Times New Roman" w:hAnsi="Times New Roman" w:cs="Times New Roman"/>
           <w:sz w:val="28"/>
         </w:rPr>
         <w:t>Общая оценка работы: «ОТЛИЧНО».</w:t>
@@ -383,20 +388,16 @@
     </w:p>
     <w:p>
       <w:pPr>
-        <w:pStyle w:val="Normal"/>
-        <w:widowControl/>
-        <w:bidi w:val="0"/>
-        <w:spacing w:lineRule="auto" w:line="360" w:before="0" w:after="160"/>
-        <w:ind w:firstLine="737" w:start="0" w:end="0"/>
-        <w:jc w:val="start"/>
-        <w:rPr>
-          <w:rFonts w:ascii="Times New Roman" w:hAnsi="Times New Roman" w:cs="Times New Roman"/>
-          <w:sz w:val="28"/>
-        </w:rPr>
-      </w:pPr>
-      <w:r>
-        <w:rPr>
-          <w:rFonts w:cs="Times New Roman" w:ascii="Times New Roman" w:hAnsi="Times New Roman"/>
+        <w:spacing w:line="360" w:lineRule="auto"/>
+        <w:ind w:firstLine="737"/>
+        <w:rPr>
+          <w:rFonts w:ascii="Times New Roman" w:hAnsi="Times New Roman" w:cs="Times New Roman"/>
+          <w:sz w:val="28"/>
+        </w:rPr>
+      </w:pPr>
+      <w:r>
+        <w:rPr>
+          <w:rFonts w:ascii="Times New Roman" w:hAnsi="Times New Roman" w:cs="Times New Roman"/>
           <w:sz w:val="28"/>
         </w:rPr>
         <w:t>Автор заслуживает присвоения квалификации «Магистр» по направлению «Прикладная информатика», профиль «Информационные технологии управления социально-экономическими системами».</w:t>
@@ -404,146 +405,156 @@
     </w:p>
     <w:p>
       <w:pPr>
-        <w:pStyle w:val="Normal"/>
-        <w:widowControl/>
-        <w:bidi w:val="0"/>
-        <w:spacing w:lineRule="auto" w:line="360" w:before="0" w:after="160"/>
-        <w:ind w:firstLine="737" w:start="0" w:end="0"/>
-        <w:jc w:val="start"/>
-        <w:rPr>
-          <w:rFonts w:ascii="Times New Roman" w:hAnsi="Times New Roman" w:cs="Times New Roman"/>
-          <w:sz w:val="28"/>
-        </w:rPr>
-      </w:pPr>
-      <w:r>
-        <w:rPr>
-          <w:rFonts w:cs="Times New Roman" w:ascii="Times New Roman" w:hAnsi="Times New Roman"/>
-          <w:sz w:val="28"/>
-        </w:rPr>
-      </w:r>
-    </w:p>
-    <w:p>
-      <w:pPr>
-        <w:pStyle w:val="Normal"/>
-        <w:widowControl/>
-        <w:bidi w:val="0"/>
-        <w:spacing w:lineRule="auto" w:line="360" w:before="0" w:after="160"/>
-        <w:ind w:firstLine="737" w:start="0" w:end="0"/>
-        <w:jc w:val="start"/>
-        <w:rPr>
-          <w:rFonts w:ascii="Times New Roman" w:hAnsi="Times New Roman" w:cs="Times New Roman"/>
-          <w:sz w:val="28"/>
-        </w:rPr>
-      </w:pPr>
-      <w:r>
-        <w:rPr>
-          <w:rFonts w:cs="Times New Roman" w:ascii="Times New Roman" w:hAnsi="Times New Roman"/>
-          <w:sz w:val="28"/>
-        </w:rPr>
-        <w:t>Рецензент:</w:t>
-      </w:r>
-    </w:p>
-    <w:p>
-      <w:pPr>
-        <w:pStyle w:val="Normal"/>
-        <w:widowControl/>
-        <w:bidi w:val="0"/>
-        <w:spacing w:lineRule="auto" w:line="360" w:before="0" w:after="160"/>
-        <w:ind w:firstLine="737" w:start="0" w:end="0"/>
-        <w:jc w:val="start"/>
-        <w:rPr>
-          <w:rFonts w:ascii="Times New Roman" w:hAnsi="Times New Roman" w:cs="Times New Roman"/>
-          <w:sz w:val="28"/>
-        </w:rPr>
-      </w:pPr>
-      <w:r>
-        <w:rPr>
-          <w:rFonts w:cs="Times New Roman" w:ascii="Times New Roman" w:hAnsi="Times New Roman"/>
-          <w:sz w:val="28"/>
-        </w:rPr>
-      </w:r>
-    </w:p>
-    <w:p>
-      <w:pPr>
-        <w:pStyle w:val="Normal"/>
-        <w:widowControl/>
-        <w:bidi w:val="0"/>
-        <w:spacing w:lineRule="auto" w:line="360" w:before="0" w:after="160"/>
-        <w:ind w:firstLine="737" w:start="0" w:end="0"/>
-        <w:jc w:val="start"/>
-        <w:rPr>
-          <w:rFonts w:ascii="Times New Roman" w:hAnsi="Times New Roman" w:cs="Times New Roman"/>
-          <w:sz w:val="28"/>
-        </w:rPr>
-      </w:pPr>
-      <w:r>
-        <w:rPr>
-          <w:rFonts w:cs="Times New Roman" w:ascii="Times New Roman" w:hAnsi="Times New Roman"/>
-          <w:sz w:val="28"/>
-        </w:rPr>
-        <w:t>(подпись, ученая степень, звание, должность, Ф.И.О.)</w:t>
-      </w:r>
-    </w:p>
-    <w:p>
-      <w:pPr>
-        <w:pStyle w:val="Normal"/>
-        <w:widowControl/>
-        <w:bidi w:val="0"/>
-        <w:spacing w:lineRule="auto" w:line="360" w:before="0" w:after="160"/>
-        <w:ind w:firstLine="737" w:start="0" w:end="0"/>
-        <w:jc w:val="start"/>
-        <w:rPr>
-          <w:rFonts w:ascii="Times New Roman" w:hAnsi="Times New Roman" w:cs="Times New Roman"/>
-          <w:sz w:val="28"/>
-        </w:rPr>
-      </w:pPr>
-      <w:r>
-        <w:rPr>
-          <w:rFonts w:cs="Times New Roman" w:ascii="Times New Roman" w:hAnsi="Times New Roman"/>
-          <w:sz w:val="28"/>
-        </w:rPr>
-      </w:r>
-    </w:p>
-    <w:p>
-      <w:pPr>
-        <w:pStyle w:val="Normal"/>
-        <w:widowControl/>
-        <w:bidi w:val="0"/>
-        <w:spacing w:lineRule="auto" w:line="360" w:before="0" w:after="160"/>
-        <w:ind w:firstLine="737" w:start="0" w:end="0"/>
-        <w:jc w:val="start"/>
-        <w:rPr>
-          <w:rFonts w:ascii="Times New Roman" w:hAnsi="Times New Roman" w:cs="Times New Roman"/>
-          <w:sz w:val="28"/>
-        </w:rPr>
-      </w:pPr>
-      <w:r>
-        <w:rPr>
-          <w:rFonts w:cs="Times New Roman" w:ascii="Times New Roman" w:hAnsi="Times New Roman"/>
-          <w:sz w:val="28"/>
-        </w:rPr>
-        <w:t>«___» _____________ 2026 г. М.П.</w:t>
-      </w:r>
+        <w:spacing w:line="360" w:lineRule="auto"/>
+        <w:rPr>
+          <w:rFonts w:ascii="Times New Roman" w:hAnsi="Times New Roman" w:cs="Times New Roman"/>
+          <w:sz w:val="28"/>
+        </w:rPr>
+      </w:pPr>
+    </w:p>
+    <w:p>
+      <w:pPr>
+        <w:spacing w:line="360" w:lineRule="auto"/>
+        <w:rPr>
+          <w:rFonts w:ascii="Times New Roman" w:hAnsi="Times New Roman" w:cs="Times New Roman"/>
+          <w:sz w:val="28"/>
+        </w:rPr>
+      </w:pPr>
+      <w:r>
+        <w:rPr>
+          <w:rFonts w:ascii="Times New Roman" w:hAnsi="Times New Roman" w:cs="Times New Roman"/>
+          <w:sz w:val="28"/>
+        </w:rPr>
+        <w:t>Рецензент: _____________</w:t>
+      </w:r>
+      <w:r>
+        <w:rPr>
+          <w:rFonts w:ascii="Times New Roman" w:hAnsi="Times New Roman" w:cs="Times New Roman"/>
+          <w:sz w:val="28"/>
+        </w:rPr>
+        <w:t>_______</w:t>
+      </w:r>
+    </w:p>
+    <w:p>
+      <w:pPr>
+        <w:spacing w:line="360" w:lineRule="auto"/>
+        <w:rPr>
+          <w:rFonts w:ascii="Times New Roman" w:hAnsi="Times New Roman" w:cs="Times New Roman"/>
+          <w:sz w:val="28"/>
+        </w:rPr>
+      </w:pPr>
+      <w:r>
+        <w:rPr>
+          <w:rFonts w:ascii="Times New Roman" w:hAnsi="Times New Roman" w:cs="Times New Roman"/>
+          <w:sz w:val="28"/>
+        </w:rPr>
+        <w:t>__________________________________________________</w:t>
+      </w:r>
+      <w:r>
+        <w:rPr>
+          <w:rFonts w:ascii="Times New Roman" w:hAnsi="Times New Roman" w:cs="Times New Roman"/>
+          <w:sz w:val="28"/>
+        </w:rPr>
+        <w:t>_____________</w:t>
+      </w:r>
+    </w:p>
+    <w:p>
+      <w:pPr>
+        <w:spacing w:line="360" w:lineRule="auto"/>
+        <w:rPr>
+          <w:rFonts w:ascii="Times New Roman" w:hAnsi="Times New Roman" w:cs="Times New Roman"/>
+          <w:sz w:val="28"/>
+        </w:rPr>
+      </w:pPr>
+      <w:r>
+        <w:rPr>
+          <w:rFonts w:ascii="Times New Roman" w:hAnsi="Times New Roman" w:cs="Times New Roman"/>
+          <w:sz w:val="28"/>
+        </w:rPr>
+        <w:t xml:space="preserve">подпись </w:t>
+      </w:r>
+      <w:r>
+        <w:rPr>
+          <w:rFonts w:ascii="Times New Roman" w:hAnsi="Times New Roman" w:cs="Times New Roman"/>
+          <w:sz w:val="28"/>
+        </w:rPr>
+        <w:tab/>
+      </w:r>
+      <w:r>
+        <w:rPr>
+          <w:rFonts w:ascii="Times New Roman" w:hAnsi="Times New Roman" w:cs="Times New Roman"/>
+          <w:sz w:val="28"/>
+        </w:rPr>
+        <w:tab/>
+      </w:r>
+      <w:r>
+        <w:rPr>
+          <w:rFonts w:ascii="Times New Roman" w:hAnsi="Times New Roman" w:cs="Times New Roman"/>
+          <w:sz w:val="28"/>
+        </w:rPr>
+        <w:tab/>
+      </w:r>
+      <w:r>
+        <w:rPr>
+          <w:rFonts w:ascii="Times New Roman" w:hAnsi="Times New Roman" w:cs="Times New Roman"/>
+          <w:sz w:val="28"/>
+        </w:rPr>
+        <w:tab/>
+        <w:t>ученая степень, звание, должность, Ф.И.О.</w:t>
+      </w:r>
+    </w:p>
+    <w:p>
+      <w:pPr>
+        <w:spacing w:line="360" w:lineRule="auto"/>
+        <w:rPr>
+          <w:rFonts w:ascii="Times New Roman" w:hAnsi="Times New Roman" w:cs="Times New Roman"/>
+          <w:sz w:val="28"/>
+        </w:rPr>
+      </w:pPr>
+    </w:p>
+    <w:p>
+      <w:pPr>
+        <w:spacing w:line="360" w:lineRule="auto"/>
+        <w:rPr>
+          <w:rFonts w:ascii="Times New Roman" w:hAnsi="Times New Roman" w:cs="Times New Roman"/>
+          <w:sz w:val="28"/>
+        </w:rPr>
+      </w:pPr>
+      <w:r>
+        <w:rPr>
+          <w:rFonts w:ascii="Times New Roman" w:hAnsi="Times New Roman" w:cs="Times New Roman"/>
+          <w:sz w:val="28"/>
+        </w:rPr>
+        <w:t xml:space="preserve">Дата </w:t>
+      </w:r>
+    </w:p>
+    <w:p>
+      <w:pPr>
+        <w:spacing w:line="360" w:lineRule="auto"/>
+        <w:ind w:firstLine="737"/>
+        <w:rPr>
+          <w:rFonts w:ascii="Times New Roman" w:hAnsi="Times New Roman" w:cs="Times New Roman"/>
+          <w:sz w:val="28"/>
+        </w:rPr>
+      </w:pPr>
     </w:p>
     <w:sectPr>
-      <w:type w:val="nextPage"/>
       <w:pgSz w:w="11906" w:h="16838"/>
-      <w:pgMar w:left="1701" w:right="850" w:gutter="0" w:header="0" w:top="1134" w:footer="0" w:bottom="1134"/>
-      <w:pgNumType w:fmt="decimal"/>
-      <w:formProt w:val="false"/>
-      <w:textDirection w:val="lrTb"/>
-      <w:docGrid w:type="default" w:linePitch="360" w:charSpace="0"/>
+      <w:pgMar w:top="1134" w:right="850" w:bottom="1134" w:left="1701" w:header="0" w:footer="0" w:gutter="0"/>
+      <w:cols w:space="720"/>
+      <w:formProt w:val="0"/>
+      <w:docGrid w:linePitch="360"/>
     </w:sectPr>
   </w:body>
 </w:document>
 </file>
 
 <file path=word/styles.xml><?xml version="1.0" encoding="utf-8"?>
-<w:styles xmlns:w="http://schemas.openxmlformats.org/wordprocessingml/2006/main" xmlns:w14="http://schemas.microsoft.com/office/word/2010/wordml" xmlns:mc="http://schemas.openxmlformats.org/markup-compatibility/2006" mc:Ignorable="w14">
+<w:styles xmlns:mc="http://schemas.openxmlformats.org/markup-compatibility/2006" xmlns:r="http://schemas.openxmlformats.org/officeDocument/2006/relationships" xmlns:w="http://schemas.openxmlformats.org/wordprocessingml/2006/main" xmlns:w14="http://schemas.microsoft.com/office/word/2010/wordml" xmlns:w15="http://schemas.microsoft.com/office/word/2012/wordml" xmlns:w16cex="http://schemas.microsoft.com/office/word/2018/wordml/cex" xmlns:w16cid="http://schemas.microsoft.com/office/word/2016/wordml/cid" xmlns:w16="http://schemas.microsoft.com/office/word/2018/wordml" xmlns:w16du="http://schemas.microsoft.com/office/word/2023/wordml/word16du" xmlns:w16sdtdh="http://schemas.microsoft.com/office/word/2020/wordml/sdtdatahash" xmlns:w16sdtfl="http://schemas.microsoft.com/office/word/2024/wordml/sdtformatlock" xmlns:w16se="http://schemas.microsoft.com/office/word/2015/wordml/symex" mc:Ignorable="w14 w15 w16se w16cid w16 w16cex w16sdtdh w16sdtfl w16du">
   <w:docDefaults>
     <w:rPrDefault>
       <w:rPr>
-        <w:rFonts w:ascii="Calibri" w:hAnsi="Calibri" w:eastAsia="Calibri" w:cs="" w:asciiTheme="minorHAnsi" w:cstheme="minorBidi" w:eastAsiaTheme="minorHAnsi" w:hAnsiTheme="minorHAnsi"/>
+        <w:rFonts w:asciiTheme="minorHAnsi" w:eastAsiaTheme="minorHAnsi" w:hAnsiTheme="minorHAnsi" w:cstheme="minorBidi"/>
         <w:sz w:val="22"/>
         <w:szCs w:val="22"/>
         <w:lang w:val="ru-RU" w:eastAsia="en-US" w:bidi="ar-SA"/>
@@ -551,21 +562,21 @@
     </w:rPrDefault>
     <w:pPrDefault>
       <w:pPr>
-        <w:suppressAutoHyphens w:val="true"/>
+        <w:suppressAutoHyphens/>
       </w:pPr>
     </w:pPrDefault>
   </w:docDefaults>
-  <w:latentStyles w:defLockedState="0" w:defUIPriority="99" w:defSemiHidden="0" w:defUnhideWhenUsed="0" w:defQFormat="0" w:count="371">
+  <w:latentStyles w:defLockedState="0" w:defUIPriority="99" w:defSemiHidden="0" w:defUnhideWhenUsed="0" w:defQFormat="0" w:count="376">
     <w:lsdException w:name="Normal" w:uiPriority="0" w:qFormat="1"/>
     <w:lsdException w:name="heading 1" w:uiPriority="9" w:qFormat="1"/>
-    <w:lsdException w:name="heading 2" w:uiPriority="9" w:semiHidden="1" w:unhideWhenUsed="1" w:qFormat="1"/>
-    <w:lsdException w:name="heading 3" w:uiPriority="9" w:semiHidden="1" w:unhideWhenUsed="1" w:qFormat="1"/>
-    <w:lsdException w:name="heading 4" w:uiPriority="9" w:semiHidden="1" w:unhideWhenUsed="1" w:qFormat="1"/>
-    <w:lsdException w:name="heading 5" w:uiPriority="9" w:semiHidden="1" w:unhideWhenUsed="1" w:qFormat="1"/>
-    <w:lsdException w:name="heading 6" w:uiPriority="9" w:semiHidden="1" w:unhideWhenUsed="1" w:qFormat="1"/>
-    <w:lsdException w:name="heading 7" w:uiPriority="9" w:semiHidden="1" w:unhideWhenUsed="1" w:qFormat="1"/>
-    <w:lsdException w:name="heading 8" w:uiPriority="9" w:semiHidden="1" w:unhideWhenUsed="1" w:qFormat="1"/>
-    <w:lsdException w:name="heading 9" w:uiPriority="9" w:semiHidden="1" w:unhideWhenUsed="1" w:qFormat="1"/>
+    <w:lsdException w:name="heading 2" w:semiHidden="1" w:uiPriority="9" w:unhideWhenUsed="1" w:qFormat="1"/>
+    <w:lsdException w:name="heading 3" w:semiHidden="1" w:uiPriority="9" w:unhideWhenUsed="1" w:qFormat="1"/>
+    <w:lsdException w:name="heading 4" w:semiHidden="1" w:uiPriority="9" w:unhideWhenUsed="1" w:qFormat="1"/>
+    <w:lsdException w:name="heading 5" w:semiHidden="1" w:uiPriority="9" w:unhideWhenUsed="1" w:qFormat="1"/>
+    <w:lsdException w:name="heading 6" w:semiHidden="1" w:uiPriority="9" w:unhideWhenUsed="1" w:qFormat="1"/>
+    <w:lsdException w:name="heading 7" w:semiHidden="1" w:uiPriority="9" w:unhideWhenUsed="1" w:qFormat="1"/>
+    <w:lsdException w:name="heading 8" w:semiHidden="1" w:uiPriority="9" w:unhideWhenUsed="1" w:qFormat="1"/>
+    <w:lsdException w:name="heading 9" w:semiHidden="1" w:uiPriority="9" w:unhideWhenUsed="1" w:qFormat="1"/>
     <w:lsdException w:name="index 1" w:semiHidden="1" w:unhideWhenUsed="1"/>
     <w:lsdException w:name="index 2" w:semiHidden="1" w:unhideWhenUsed="1"/>
     <w:lsdException w:name="index 3" w:semiHidden="1" w:unhideWhenUsed="1"/>
@@ -575,22 +586,22 @@
     <w:lsdException w:name="index 7" w:semiHidden="1" w:unhideWhenUsed="1"/>
     <w:lsdException w:name="index 8" w:semiHidden="1" w:unhideWhenUsed="1"/>
     <w:lsdException w:name="index 9" w:semiHidden="1" w:unhideWhenUsed="1"/>
-    <w:lsdException w:name="toc 1" w:uiPriority="39" w:semiHidden="1" w:unhideWhenUsed="1"/>
-    <w:lsdException w:name="toc 2" w:uiPriority="39" w:semiHidden="1" w:unhideWhenUsed="1"/>
-    <w:lsdException w:name="toc 3" w:uiPriority="39" w:semiHidden="1" w:unhideWhenUsed="1"/>
-    <w:lsdException w:name="toc 4" w:uiPriority="39" w:semiHidden="1" w:unhideWhenUsed="1"/>
-    <w:lsdException w:name="toc 5" w:uiPriority="39" w:semiHidden="1" w:unhideWhenUsed="1"/>
-    <w:lsdException w:name="toc 6" w:uiPriority="39" w:semiHidden="1" w:unhideWhenUsed="1"/>
-    <w:lsdException w:name="toc 7" w:uiPriority="39" w:semiHidden="1" w:unhideWhenUsed="1"/>
-    <w:lsdException w:name="toc 8" w:uiPriority="39" w:semiHidden="1" w:unhideWhenUsed="1"/>
-    <w:lsdException w:name="toc 9" w:uiPriority="39" w:semiHidden="1" w:unhideWhenUsed="1"/>
+    <w:lsdException w:name="toc 1" w:semiHidden="1" w:uiPriority="39" w:unhideWhenUsed="1"/>
+    <w:lsdException w:name="toc 2" w:semiHidden="1" w:uiPriority="39" w:unhideWhenUsed="1"/>
+    <w:lsdException w:name="toc 3" w:semiHidden="1" w:uiPriority="39" w:unhideWhenUsed="1"/>
+    <w:lsdException w:name="toc 4" w:semiHidden="1" w:uiPriority="39" w:unhideWhenUsed="1"/>
+    <w:lsdException w:name="toc 5" w:semiHidden="1" w:uiPriority="39" w:unhideWhenUsed="1"/>
+    <w:lsdException w:name="toc 6" w:semiHidden="1" w:uiPriority="39" w:unhideWhenUsed="1"/>
+    <w:lsdException w:name="toc 7" w:semiHidden="1" w:uiPriority="39" w:unhideWhenUsed="1"/>
+    <w:lsdException w:name="toc 8" w:semiHidden="1" w:uiPriority="39" w:unhideWhenUsed="1"/>
+    <w:lsdException w:name="toc 9" w:semiHidden="1" w:uiPriority="39" w:unhideWhenUsed="1"/>
     <w:lsdException w:name="Normal Indent" w:semiHidden="1" w:unhideWhenUsed="1"/>
     <w:lsdException w:name="footnote text" w:semiHidden="1" w:unhideWhenUsed="1"/>
     <w:lsdException w:name="annotation text" w:semiHidden="1" w:unhideWhenUsed="1"/>
     <w:lsdException w:name="header" w:semiHidden="1" w:unhideWhenUsed="1"/>
     <w:lsdException w:name="footer" w:semiHidden="1" w:unhideWhenUsed="1"/>
     <w:lsdException w:name="index heading" w:semiHidden="1" w:unhideWhenUsed="1"/>
-    <w:lsdException w:name="caption" w:uiPriority="35" w:semiHidden="1" w:unhideWhenUsed="1" w:qFormat="1"/>
+    <w:lsdException w:name="caption" w:semiHidden="1" w:uiPriority="35" w:unhideWhenUsed="1" w:qFormat="1"/>
     <w:lsdException w:name="table of figures" w:semiHidden="1" w:unhideWhenUsed="1"/>
     <w:lsdException w:name="envelope address" w:semiHidden="1" w:unhideWhenUsed="1"/>
     <w:lsdException w:name="envelope return" w:semiHidden="1" w:unhideWhenUsed="1"/>
@@ -621,7 +632,7 @@
     <w:lsdException w:name="Title" w:uiPriority="10" w:qFormat="1"/>
     <w:lsdException w:name="Closing" w:semiHidden="1" w:unhideWhenUsed="1"/>
     <w:lsdException w:name="Signature" w:semiHidden="1" w:unhideWhenUsed="1"/>
-    <w:lsdException w:name="Default Paragraph Font" w:uiPriority="1" w:semiHidden="1" w:unhideWhenUsed="1"/>
+    <w:lsdException w:name="Default Paragraph Font" w:semiHidden="1" w:uiPriority="1" w:unhideWhenUsed="1"/>
     <w:lsdException w:name="Body Text" w:semiHidden="1" w:unhideWhenUsed="1"/>
     <w:lsdException w:name="Body Text Indent" w:semiHidden="1" w:unhideWhenUsed="1"/>
     <w:lsdException w:name="List Continue" w:semiHidden="1" w:unhideWhenUsed="1"/>
@@ -821,8 +832,8 @@
     <w:lsdException w:name="Subtle Reference" w:uiPriority="31" w:qFormat="1"/>
     <w:lsdException w:name="Intense Reference" w:uiPriority="32" w:qFormat="1"/>
     <w:lsdException w:name="Book Title" w:uiPriority="33" w:qFormat="1"/>
-    <w:lsdException w:name="Bibliography" w:uiPriority="37" w:semiHidden="1" w:unhideWhenUsed="1"/>
-    <w:lsdException w:name="TOC Heading" w:uiPriority="39" w:semiHidden="1" w:unhideWhenUsed="1" w:qFormat="1"/>
+    <w:lsdException w:name="Bibliography" w:semiHidden="1" w:uiPriority="37" w:unhideWhenUsed="1"/>
+    <w:lsdException w:name="TOC Heading" w:semiHidden="1" w:uiPriority="39" w:unhideWhenUsed="1" w:qFormat="1"/>
     <w:lsdException w:name="Plain Table 1" w:uiPriority="41"/>
     <w:lsdException w:name="Plain Table 2" w:uiPriority="42"/>
     <w:lsdException w:name="Plain Table 3" w:uiPriority="43"/>
@@ -927,41 +938,53 @@
     <w:lsdException w:name="List Table 5 Dark Accent 6" w:uiPriority="50"/>
     <w:lsdException w:name="List Table 6 Colorful Accent 6" w:uiPriority="51"/>
     <w:lsdException w:name="List Table 7 Colorful Accent 6" w:uiPriority="52"/>
+    <w:lsdException w:name="Mention" w:semiHidden="1" w:unhideWhenUsed="1"/>
+    <w:lsdException w:name="Smart Hyperlink" w:semiHidden="1" w:unhideWhenUsed="1"/>
+    <w:lsdException w:name="Hashtag" w:semiHidden="1" w:unhideWhenUsed="1"/>
+    <w:lsdException w:name="Unresolved Mention" w:semiHidden="1" w:unhideWhenUsed="1"/>
+    <w:lsdException w:name="Smart Link" w:semiHidden="1" w:unhideWhenUsed="1"/>
   </w:latentStyles>
-  <w:style w:type="paragraph" w:styleId="Normal" w:default="1">
+  <w:style w:type="paragraph" w:default="1" w:styleId="a">
     <w:name w:val="Normal"/>
     <w:qFormat/>
     <w:pPr>
-      <w:widowControl/>
-      <w:bidi w:val="0"/>
-      <w:spacing w:lineRule="auto" w:line="259" w:before="0" w:after="160"/>
-      <w:jc w:val="start"/>
+      <w:spacing w:after="160" w:line="259" w:lineRule="auto"/>
     </w:pPr>
-    <w:rPr>
-      <w:rFonts w:ascii="Calibri" w:hAnsi="Calibri" w:eastAsia="Calibri" w:cs="" w:asciiTheme="minorHAnsi" w:cstheme="minorBidi" w:eastAsiaTheme="minorHAnsi" w:hAnsiTheme="minorHAnsi"/>
-      <w:color w:val="auto"/>
-      <w:kern w:val="0"/>
-      <w:sz w:val="22"/>
-      <w:szCs w:val="22"/>
-      <w:lang w:val="ru-RU" w:eastAsia="en-US" w:bidi="ar-SA"/>
-    </w:rPr>
   </w:style>
-  <w:style w:type="character" w:styleId="DefaultParagraphFont" w:default="1">
+  <w:style w:type="character" w:default="1" w:styleId="a0">
     <w:name w:val="Default Paragraph Font"/>
     <w:uiPriority w:val="1"/>
+    <w:unhideWhenUsed/>
+  </w:style>
+  <w:style w:type="table" w:default="1" w:styleId="a1">
+    <w:name w:val="Normal Table"/>
+    <w:uiPriority w:val="99"/>
     <w:semiHidden/>
     <w:unhideWhenUsed/>
-    <w:qFormat/>
-    <w:rPr/>
+    <w:tblPr>
+      <w:tblInd w:w="0" w:type="dxa"/>
+      <w:tblCellMar>
+        <w:top w:w="0" w:type="dxa"/>
+        <w:left w:w="108" w:type="dxa"/>
+        <w:bottom w:w="0" w:type="dxa"/>
+        <w:right w:w="108" w:type="dxa"/>
+      </w:tblCellMar>
+    </w:tblPr>
   </w:style>
-  <w:style w:type="character" w:styleId="Style14">
+  <w:style w:type="numbering" w:default="1" w:styleId="a2">
+    <w:name w:val="No List"/>
+    <w:uiPriority w:val="99"/>
+    <w:semiHidden/>
+    <w:unhideWhenUsed/>
+  </w:style>
+  <w:style w:type="character" w:customStyle="1" w:styleId="a3">
     <w:name w:val="Исходный текст"/>
     <w:qFormat/>
     <w:rPr>
-      <w:rFonts w:ascii="Liberation Mono" w:hAnsi="Liberation Mono" w:eastAsia="Liberation Mono" w:cs="Liberation Mono"/>
+      <w:rFonts w:ascii="Liberation Mono" w:eastAsia="Liberation Mono" w:hAnsi="Liberation Mono" w:cs="Liberation Mono"/>
     </w:rPr>
   </w:style>
-  <w:style w:type="character" w:styleId="Emphasis">
+  <w:style w:type="character" w:styleId="a4">
     <w:name w:val="Emphasis"/>
     <w:qFormat/>
     <w:rPr>
@@ -969,40 +992,38 @@
       <w:iCs/>
     </w:rPr>
   </w:style>
-  <w:style w:type="paragraph" w:styleId="Style15">
-    <w:name w:val="Заголовок"/>
-    <w:basedOn w:val="Normal"/>
-    <w:next w:val="BodyText"/>
+  <w:style w:type="paragraph" w:styleId="a5">
+    <w:name w:val="Title"/>
+    <w:basedOn w:val="a"/>
+    <w:next w:val="a6"/>
     <w:qFormat/>
     <w:pPr>
-      <w:keepNext w:val="true"/>
+      <w:keepNext/>
       <w:spacing w:before="240" w:after="120"/>
     </w:pPr>
     <w:rPr>
-      <w:rFonts w:ascii="Liberation Sans" w:hAnsi="Liberation Sans" w:eastAsia="Microsoft YaHei" w:cs="Lucida Sans"/>
+      <w:rFonts w:ascii="Liberation Sans" w:eastAsia="Microsoft YaHei" w:hAnsi="Liberation Sans" w:cs="Lucida Sans"/>
       <w:sz w:val="28"/>
       <w:szCs w:val="28"/>
     </w:rPr>
   </w:style>
-  <w:style w:type="paragraph" w:styleId="BodyText">
+  <w:style w:type="paragraph" w:styleId="a6">
     <w:name w:val="Body Text"/>
-    <w:basedOn w:val="Normal"/>
+    <w:basedOn w:val="a"/>
     <w:pPr>
-      <w:spacing w:lineRule="auto" w:line="276" w:before="0" w:after="140"/>
+      <w:spacing w:after="140" w:line="276" w:lineRule="auto"/>
     </w:pPr>
-    <w:rPr/>
   </w:style>
-  <w:style w:type="paragraph" w:styleId="List">
+  <w:style w:type="paragraph" w:styleId="a7">
     <w:name w:val="List"/>
-    <w:basedOn w:val="BodyText"/>
-    <w:pPr/>
+    <w:basedOn w:val="a6"/>
     <w:rPr>
       <w:rFonts w:cs="Lucida Sans"/>
     </w:rPr>
   </w:style>
-  <w:style w:type="paragraph" w:styleId="Caption">
+  <w:style w:type="paragraph" w:styleId="a8">
     <w:name w:val="caption"/>
-    <w:basedOn w:val="Normal"/>
+    <w:basedOn w:val="a"/>
     <w:qFormat/>
     <w:pPr>
       <w:suppressLineNumbers/>
@@ -1016,9 +1037,9 @@
       <w:szCs w:val="24"/>
     </w:rPr>
   </w:style>
-  <w:style w:type="paragraph" w:styleId="Style16">
-    <w:name w:val="Указатель"/>
-    <w:basedOn w:val="Normal"/>
+  <w:style w:type="paragraph" w:styleId="a9">
+    <w:name w:val="index heading"/>
+    <w:basedOn w:val="a"/>
     <w:qFormat/>
     <w:pPr>
       <w:suppressLineNumbers/>
@@ -1027,96 +1048,82 @@
       <w:rFonts w:cs="Lucida Sans"/>
     </w:rPr>
   </w:style>
-  <w:style w:type="paragraph" w:styleId="Style17">
+  <w:style w:type="paragraph" w:customStyle="1" w:styleId="aa">
     <w:name w:val="Горизонтальная линия"/>
-    <w:basedOn w:val="Normal"/>
-    <w:next w:val="BodyText"/>
+    <w:basedOn w:val="a"/>
+    <w:next w:val="a6"/>
     <w:qFormat/>
     <w:pPr>
       <w:suppressLineNumbers/>
       <w:pBdr>
         <w:bottom w:val="double" w:sz="2" w:space="0" w:color="808080"/>
       </w:pBdr>
-      <w:spacing w:before="0" w:after="283"/>
+      <w:spacing w:after="283"/>
     </w:pPr>
     <w:rPr>
       <w:sz w:val="12"/>
       <w:szCs w:val="12"/>
     </w:rPr>
   </w:style>
-  <w:style w:type="numbering" w:styleId="Style18" w:default="1">
+  <w:style w:type="numbering" w:customStyle="1" w:styleId="ab">
     <w:name w:val="Без списка"/>
     <w:uiPriority w:val="99"/>
     <w:semiHidden/>
     <w:unhideWhenUsed/>
     <w:qFormat/>
   </w:style>
-  <w:style w:type="table" w:default="1" w:styleId="a1">
-    <w:name w:val="Normal Table"/>
-    <w:uiPriority w:val="99"/>
-    <w:semiHidden/>
-    <w:unhideWhenUsed/>
-    <w:tblPr>
-      <w:tblCellMar>
-        <w:top w:w="0" w:type="dxa"/>
-        <w:left w:w="108" w:type="dxa"/>
-        <w:bottom w:w="0" w:type="dxa"/>
-        <w:right w:w="108" w:type="dxa"/>
-      </w:tblCellMar>
-    </w:tblPr>
-  </w:style>
 </w:styles>
 </file>
 
 <file path=word/theme/theme1.xml><?xml version="1.0" encoding="utf-8"?>
-<a:theme xmlns:a="http://schemas.openxmlformats.org/drawingml/2006/main" xmlns:r="http://schemas.openxmlformats.org/officeDocument/2006/relationships" name="Тема Office">
+<a:theme xmlns:a="http://schemas.openxmlformats.org/drawingml/2006/main" name="Тема Office">
   <a:themeElements>
     <a:clrScheme name="Стандартная">
       <a:dk1>
         <a:srgbClr val="000000"/>
       </a:dk1>
       <a:lt1>
-        <a:srgbClr val="ffffff"/>
+        <a:srgbClr val="FFFFFF"/>
       </a:lt1>
       <a:dk2>
-        <a:srgbClr val="44546a"/>
+        <a:srgbClr val="44546A"/>
       </a:dk2>
       <a:lt2>
-        <a:srgbClr val="e7e6e6"/>
+        <a:srgbClr val="E7E6E6"/>
       </a:lt2>
       <a:accent1>
-        <a:srgbClr val="5b9bd5"/>
+        <a:srgbClr val="5B9BD5"/>
       </a:accent1>
       <a:accent2>
-        <a:srgbClr val="ed7d31"/>
+        <a:srgbClr val="ED7D31"/>
       </a:accent2>
       <a:accent3>
-        <a:srgbClr val="a5a5a5"/>
+        <a:srgbClr val="A5A5A5"/>
       </a:accent3>
       <a:accent4>
-        <a:srgbClr val="ffc000"/>
+        <a:srgbClr val="FFC000"/>
       </a:accent4>
       <a:accent5>
-        <a:srgbClr val="4472c4"/>
+        <a:srgbClr val="4472C4"/>
       </a:accent5>
       <a:accent6>
-        <a:srgbClr val="70ad47"/>
+        <a:srgbClr val="70AD47"/>
       </a:accent6>
       <a:hlink>
-        <a:srgbClr val="0563c1"/>
+        <a:srgbClr val="0563C1"/>
       </a:hlink>
       <a:folHlink>
-        <a:srgbClr val="954f72"/>
+        <a:srgbClr val="954F72"/>
       </a:folHlink>
     </a:clrScheme>
     <a:fontScheme name="Стандартная">
       <a:majorFont>
-        <a:latin typeface="Calibri Light" panose="020F0302020204030204" pitchFamily="0" charset="1"/>
+        <a:latin typeface="Calibri Light" panose="020F0302020204030204"/>
         <a:ea typeface=""/>
         <a:cs typeface=""/>
       </a:majorFont>
       <a:minorFont>
-        <a:latin typeface="Calibri" panose="020F0502020204030204" pitchFamily="0" charset="1"/>
+        <a:latin typeface="Calibri" panose="020F0502020204030204"/>
         <a:ea typeface=""/>
         <a:cs typeface=""/>
       </a:minorFont>
@@ -1148,7 +1155,7 @@
             </a:gs>
           </a:gsLst>
           <a:lin ang="5400000" scaled="0"/>
-          <a:tileRect l="0" t="0" r="0" b="0"/>
+          <a:tileRect/>
         </a:gradFill>
         <a:gradFill>
           <a:gsLst>
@@ -1172,7 +1179,7 @@
             </a:gs>
           </a:gsLst>
           <a:lin ang="5400000" scaled="0"/>
-          <a:tileRect l="0" t="0" r="0" b="0"/>
+          <a:tileRect/>
         </a:gradFill>
       </a:fillStyleLst>
       <a:lnStyleLst>
@@ -1232,10 +1239,12 @@
             </a:gs>
           </a:gsLst>
           <a:lin ang="5400000" scaled="0"/>
-          <a:tileRect l="0" t="0" r="0" b="0"/>
+          <a:tileRect/>
         </a:gradFill>
       </a:bgFillStyleLst>
     </a:fmtScheme>
   </a:themeElements>
+  <a:objectDefaults/>
+  <a:extraClrSchemeLst/>
 </a:theme>
 </file>